--- a/src/Parchment.Tests/Docx/TokenOverrideTests.OpenXmlProperty.verified.docx
+++ b/src/Parchment.Tests/Docx/TokenOverrideTests.OpenXmlProperty.verified.docx
@@ -10,8 +10,8 @@
     <w:p>
       <w:r>
         <w:rPr>
+          <w:b/>
           <w:color w:val="C00000"/>
-          <w:b/>
         </w:rPr>
         <w:t xml:space="preserve">Critical: review required</w:t>
       </w:r>
